--- a/TES CODEIGNITER 3 DAN POSTGRE.docx
+++ b/TES CODEIGNITER 3 DAN POSTGRE.docx
@@ -519,6 +519,7 @@
     <w:p/>
     <w:p/>
     <w:p/>
+    <w:p/>
     <w:p>
       <w:pPr>
         <w:rPr>
@@ -529,6 +530,7 @@
         <w:rPr>
           <w:b/>
         </w:rPr>
+        <w:lastRenderedPageBreak/>
         <w:t>TES</w:t>
       </w:r>
       <w:r>
@@ -1072,13 +1074,25 @@
     <w:p/>
     <w:p/>
     <w:p/>
-    <w:p>
-      <w:r>
+    <w:p/>
+    <w:p/>
+    <w:p>
+      <w:bookmarkStart w:id="0" w:name="_GoBack"/>
+      <w:bookmarkEnd w:id="0"/>
+    </w:p>
+    <w:p>
+      <w:pPr>
+        <w:rPr>
+          <w:b/>
+        </w:rPr>
+      </w:pPr>
+      <w:r>
+        <w:rPr>
+          <w:b/>
+        </w:rPr>
         <w:lastRenderedPageBreak/>
         <w:t>TES CODING</w:t>
       </w:r>
-      <w:bookmarkStart w:id="0" w:name="_GoBack"/>
-      <w:bookmarkEnd w:id="0"/>
     </w:p>
     <w:p>
       <w:r>
@@ -1470,7 +1484,7 @@
     </w:p>
     <w:sectPr>
       <w:headerReference w:type="default" r:id="rId7"/>
-      <w:pgSz w:w="12240" w:h="15840"/>
+      <w:pgSz w:w="11907" w:h="16839" w:code="9"/>
       <w:pgMar w:top="1440" w:right="1440" w:bottom="1440" w:left="1440" w:header="720" w:footer="720" w:gutter="0"/>
       <w:cols w:space="720"/>
       <w:docGrid w:linePitch="360"/>
